--- a/Dispensa_Etica_e_IA.docx
+++ b/Dispensa_Etica_e_IA.docx
@@ -2961,23 +2961,19 @@
     <w:p>
       <w:pPr>
         <w:spacing w:after="120" w:line="276" w:lineRule="auto"/>
+        <w:rPr>
+          <w:u w:val="single"/>
+        </w:rPr>
       </w:pPr>
       <w:r>
         <w:t>Al termine di ciascun MOOC, dopo il superamento dei quiz e delle attività di valutazione previste, la piattaforma rilascia un Open Badge: un attestato digitale standardizzato, verificabile e condivisibile. L’Open Badge contiene metadati che descrivono le competenze acquisite, l’ente erogatore, la data di rilascio e i criteri di ottenimento.</w:t>
       </w:r>
-    </w:p>
-    <w:p>
-      <w:pPr>
-        <w:spacing w:after="120" w:line="276" w:lineRule="auto"/>
-      </w:pPr>
-      <w:r>
-        <w:t>L’utilità degli Open Badge è duplice. Sul piano professionale, possono essere pubblicati su LinkedIn, inseriti nel curriculum o nel portfolio digitale e mostrati a datori di lavoro o committenti per certificare competenze specifiche. Sul piano accademico, in molti corsi di laurea i badge Edvance possono essere riconosciuti come CFU: il numero di crediti è deliberato dai singoli consigli di corso di studio, quindi è necessario consultare il proprio piano di studi.</w:t>
-      </w:r>
-    </w:p>
-    <w:p>
-      <w:pPr>
-        <w:spacing w:after="60"/>
-      </w:pPr>
+      <w:r>
+        <w:t xml:space="preserve"> </w:t>
+      </w:r>
+      <w:r>
+        <w:t xml:space="preserve">Sul piano professionale, possono essere pubblicati su LinkedIn, inseriti nel curriculum o nel portfolio digitale e mostrati a datori di lavoro o committenti per certificare competenze specifiche. </w:t>
+      </w:r>
     </w:p>
     <w:tbl>
       <w:tblPr>
@@ -3021,7 +3017,6 @@
                 <w:bCs/>
                 <w:color w:val="2E5395"/>
               </w:rPr>
-              <w:lastRenderedPageBreak/>
               <w:t xml:space="preserve">💡 Cosa NON è un Open Badge  </w:t>
             </w:r>
             <w:r>
@@ -3037,6 +3032,7 @@
       </w:pPr>
       <w:bookmarkStart w:id="4" w:name="_Toc232642095"/>
       <w:r>
+        <w:lastRenderedPageBreak/>
         <w:t>Il corso “Etica e Intelligenza Artificiale”</w:t>
       </w:r>
       <w:bookmarkEnd w:id="4"/>
@@ -3443,6 +3439,26 @@
         </w:tc>
       </w:tr>
     </w:tbl>
+    <w:p>
+      <w:pPr>
+        <w:pStyle w:val="Titolo2"/>
+      </w:pPr>
+    </w:p>
+    <w:p>
+      <w:pPr>
+        <w:pStyle w:val="Titolo2"/>
+      </w:pPr>
+    </w:p>
+    <w:p>
+      <w:pPr>
+        <w:pStyle w:val="Titolo2"/>
+      </w:pPr>
+    </w:p>
+    <w:p>
+      <w:pPr>
+        <w:pStyle w:val="Titolo2"/>
+      </w:pPr>
+    </w:p>
     <w:p>
       <w:pPr>
         <w:pStyle w:val="Titolo2"/>
@@ -10682,14 +10698,7 @@
         <w:sz w:val="20"/>
         <w:szCs w:val="20"/>
       </w:rPr>
-      <w:t>:</w:t>
-    </w:r>
-    <w:r>
-      <w:rPr>
-        <w:sz w:val="20"/>
-        <w:szCs w:val="20"/>
-      </w:rPr>
-      <w:t xml:space="preserve"> </w:t>
+      <w:t xml:space="preserve">: </w:t>
     </w:r>
     <w:hyperlink r:id="rId1" w:history="1">
       <w:r>
